--- a/docs/fmva/packs/day7-assessment.docx
+++ b/docs/fmva/packs/day7-assessment.docx
@@ -72,98 +72,33 @@
           <w:sz w:val="22"/>
           <w:szCs w:val="22"/>
         </w:rPr>
-        <w:t xml:space="preserve">1. (Evaluate) What is the primary purpose of using scenario planning in financial modeling?</w:t>
-      </w:r>
-    </w:p>
-    <w:p>
-      <w:pPr>
-        <w:bidi w:val="false"/>
-        <w:jc w:val="left"/>
-      </w:pPr>
-      <w:r>
-        <w:rPr>
-          <w:sz w:val="22"/>
-          <w:szCs w:val="22"/>
-        </w:rPr>
-        <w:t xml:space="preserve">Answer: To consider multiple scenarios and uncertainties in a company's future</w:t>
-      </w:r>
-    </w:p>
-    <w:p>
-      <w:pPr>
-        <w:bidi w:val="false"/>
-        <w:jc w:val="left"/>
-      </w:pPr>
-      <w:r>
-        <w:rPr>
-          <w:sz w:val="22"/>
-          <w:szCs w:val="22"/>
-        </w:rPr>
-        <w:t xml:space="preserve">2. (Create) How do financial modelers handle uncertainty in their models?</w:t>
-      </w:r>
-    </w:p>
-    <w:p>
-      <w:pPr>
-        <w:bidi w:val="false"/>
-        <w:jc w:val="left"/>
-      </w:pPr>
-      <w:r>
-        <w:rPr>
-          <w:sz w:val="22"/>
-          <w:szCs w:val="22"/>
-        </w:rPr>
-        <w:t xml:space="preserve">Answer: Using probability distributions and sensitivity analysis</w:t>
-      </w:r>
-    </w:p>
-    <w:p>
-      <w:pPr>
-        <w:bidi w:val="false"/>
-        <w:jc w:val="left"/>
-      </w:pPr>
-      <w:r>
-        <w:rPr>
-          <w:sz w:val="22"/>
-          <w:szCs w:val="22"/>
-        </w:rPr>
-        <w:t xml:space="preserve">3. (Create) What are the key components of a good final project presentation?</w:t>
-      </w:r>
-    </w:p>
-    <w:p>
-      <w:pPr>
-        <w:bidi w:val="false"/>
-        <w:jc w:val="left"/>
-      </w:pPr>
-      <w:r>
-        <w:rPr>
-          <w:sz w:val="22"/>
-          <w:szCs w:val="22"/>
-        </w:rPr>
-        <w:t xml:space="preserve">Answer: Clear communication, visual aids, and a demonstration of financial modeling concepts</w:t>
-      </w:r>
-    </w:p>
-    <w:p>
-      <w:pPr>
-        <w:bidi w:val="false"/>
-        <w:jc w:val="left"/>
-      </w:pPr>
-      <w:r>
-        <w:rPr>
-          <w:sz w:val="22"/>
-          <w:szCs w:val="22"/>
-        </w:rPr>
-        <w:t xml:space="preserve">4. (Create) Develop a simple financial model for a company's expansion using scenario planning. Provide a brief explanation of your approach.</w:t>
-      </w:r>
-    </w:p>
-    <w:p>
-      <w:pPr>
-        <w:bidi w:val="false"/>
-        <w:jc w:val="left"/>
-      </w:pPr>
-      <w:r>
-        <w:rPr>
-          <w:sz w:val="22"/>
-          <w:szCs w:val="22"/>
-        </w:rPr>
-        <w:t xml:space="preserve">Answer: Will be evaluated based on the rubric</w:t>
+        <w:t xml:space="preserve">1. [Understand · short] Explain the core idea of "Case Studies and Final Project Presentations" in your own words.</w:t>
+      </w:r>
+    </w:p>
+    <w:p>
+      <w:pPr>
+        <w:bidi w:val="false"/>
+        <w:jc w:val="left"/>
+      </w:pPr>
+      <w:r>
+        <w:rPr>
+          <w:sz w:val="22"/>
+          <w:szCs w:val="22"/>
+        </w:rPr>
+        <w:t xml:space="preserve">2. [Apply · task] Apply the day's method to a scenario from your own work, showing each step.</w:t>
+      </w:r>
+    </w:p>
+    <w:p>
+      <w:pPr>
+        <w:bidi w:val="false"/>
+        <w:jc w:val="left"/>
+      </w:pPr>
+      <w:r>
+        <w:rPr>
+          <w:sz w:val="22"/>
+          <w:szCs w:val="22"/>
+        </w:rPr>
+        <w:t xml:space="preserve">3. [Analyze · short] Identify one common mistake in this topic and how to detect it.</w:t>
       </w:r>
     </w:p>
     <w:p>
@@ -177,124 +112,164 @@
           <w:b/>
           <w:bCs/>
         </w:rPr>
-        <w:t xml:space="preserve">Rubric</w:t>
-      </w:r>
-    </w:p>
-    <w:p>
-      <w:pPr>
-        <w:bidi w:val="false"/>
-        <w:jc w:val="left"/>
-      </w:pPr>
-      <w:r>
-        <w:rPr>
-          <w:sz w:val="22"/>
-          <w:szCs w:val="22"/>
-        </w:rPr>
-        <w:t xml:space="preserve">- Understanding of financial modeling concepts</w:t>
-      </w:r>
-    </w:p>
-    <w:p>
-      <w:pPr>
-        <w:bidi w:val="false"/>
-        <w:jc w:val="left"/>
-      </w:pPr>
-      <w:r>
-        <w:rPr>
-          <w:sz w:val="22"/>
-          <w:szCs w:val="22"/>
-        </w:rPr>
-        <w:t xml:space="preserve">Excellent: Demonstrates a thorough understanding of financial modeling concepts and applies them correctly</w:t>
-      </w:r>
-    </w:p>
-    <w:p>
-      <w:pPr>
-        <w:bidi w:val="false"/>
-        <w:jc w:val="left"/>
-      </w:pPr>
-      <w:r>
-        <w:rPr>
-          <w:sz w:val="22"/>
-          <w:szCs w:val="22"/>
-        </w:rPr>
-        <w:t xml:space="preserve">Adequate: Demonstrates some understanding of financial modeling concepts, but may have some gaps or errors</w:t>
-      </w:r>
-    </w:p>
-    <w:p>
-      <w:pPr>
-        <w:bidi w:val="false"/>
-        <w:jc w:val="left"/>
-      </w:pPr>
-      <w:r>
-        <w:rPr>
-          <w:sz w:val="22"/>
-          <w:szCs w:val="22"/>
-        </w:rPr>
-        <w:t xml:space="preserve">- Application of scenario planning</w:t>
-      </w:r>
-    </w:p>
-    <w:p>
-      <w:pPr>
-        <w:bidi w:val="false"/>
-        <w:jc w:val="left"/>
-      </w:pPr>
-      <w:r>
-        <w:rPr>
-          <w:sz w:val="22"/>
-          <w:szCs w:val="22"/>
-        </w:rPr>
-        <w:t xml:space="preserve">Excellent: Effectively uses scenario planning to consider multiple scenarios and uncertainties</w:t>
-      </w:r>
-    </w:p>
-    <w:p>
-      <w:pPr>
-        <w:bidi w:val="false"/>
-        <w:jc w:val="left"/>
-      </w:pPr>
-      <w:r>
-        <w:rPr>
-          <w:sz w:val="22"/>
-          <w:szCs w:val="22"/>
-        </w:rPr>
-        <w:t xml:space="preserve">Adequate: Attempts to use scenario planning, but may not fully consider multiple scenarios and uncertainties</w:t>
-      </w:r>
-    </w:p>
-    <w:p>
-      <w:pPr>
-        <w:bidi w:val="false"/>
-        <w:jc w:val="left"/>
-      </w:pPr>
-      <w:r>
-        <w:rPr>
-          <w:sz w:val="22"/>
-          <w:szCs w:val="22"/>
-        </w:rPr>
-        <w:t xml:space="preserve">- Presentation skills</w:t>
-      </w:r>
-    </w:p>
-    <w:p>
-      <w:pPr>
-        <w:bidi w:val="false"/>
-        <w:jc w:val="left"/>
-      </w:pPr>
-      <w:r>
-        <w:rPr>
-          <w:sz w:val="22"/>
-          <w:szCs w:val="22"/>
-        </w:rPr>
-        <w:t xml:space="preserve">Excellent: Presents the final project clearly and effectively, using visual aids and demonstrating financial modeling concepts</w:t>
-      </w:r>
-    </w:p>
-    <w:p>
-      <w:pPr>
-        <w:bidi w:val="false"/>
-        <w:jc w:val="left"/>
-      </w:pPr>
-      <w:r>
-        <w:rPr>
-          <w:sz w:val="22"/>
-          <w:szCs w:val="22"/>
-        </w:rPr>
-        <w:t xml:space="preserve">Adequate: Presents the final project, but may lack clarity, visual aids, or demonstration of financial modeling concepts</w:t>
+        <w:t xml:space="preserve">Answer key</w:t>
+      </w:r>
+    </w:p>
+    <w:p>
+      <w:pPr>
+        <w:bidi w:val="false"/>
+        <w:jc w:val="left"/>
+      </w:pPr>
+      <w:r>
+        <w:rPr>
+          <w:sz w:val="22"/>
+          <w:szCs w:val="22"/>
+        </w:rPr>
+        <w:t xml:space="preserve">1. Accurate explanation of the main concept.</w:t>
+      </w:r>
+    </w:p>
+    <w:p>
+      <w:pPr>
+        <w:bidi w:val="false"/>
+        <w:jc w:val="left"/>
+      </w:pPr>
+      <w:r>
+        <w:rPr>
+          <w:sz w:val="22"/>
+          <w:szCs w:val="22"/>
+        </w:rPr>
+        <w:t xml:space="preserve">2. Correct application with visible steps.</w:t>
+      </w:r>
+    </w:p>
+    <w:p>
+      <w:pPr>
+        <w:bidi w:val="false"/>
+        <w:jc w:val="left"/>
+      </w:pPr>
+      <w:r>
+        <w:rPr>
+          <w:sz w:val="22"/>
+          <w:szCs w:val="22"/>
+        </w:rPr>
+        <w:t xml:space="preserve">3. Names a pitfall and a sanity check.</w:t>
+      </w:r>
+    </w:p>
+    <w:p>
+      <w:pPr>
+        <w:pStyle w:val="Heading2"/>
+        <w:bidi w:val="false"/>
+        <w:jc w:val="left"/>
+      </w:pPr>
+      <w:r>
+        <w:rPr>
+          <w:b/>
+          <w:bCs/>
+        </w:rPr>
+        <w:t xml:space="preserve">Marking rubric</w:t>
+      </w:r>
+    </w:p>
+    <w:p>
+      <w:pPr>
+        <w:bidi w:val="false"/>
+        <w:jc w:val="left"/>
+      </w:pPr>
+      <w:r>
+        <w:rPr>
+          <w:sz w:val="22"/>
+          <w:szCs w:val="22"/>
+        </w:rPr>
+        <w:t xml:space="preserve">- Conceptual accuracy</w:t>
+      </w:r>
+    </w:p>
+    <w:p>
+      <w:pPr>
+        <w:bidi w:val="false"/>
+        <w:jc w:val="left"/>
+      </w:pPr>
+      <w:r>
+        <w:rPr>
+          <w:sz w:val="22"/>
+          <w:szCs w:val="22"/>
+        </w:rPr>
+        <w:t xml:space="preserve">Excellent: Precise and complete</w:t>
+      </w:r>
+    </w:p>
+    <w:p>
+      <w:pPr>
+        <w:bidi w:val="false"/>
+        <w:jc w:val="left"/>
+      </w:pPr>
+      <w:r>
+        <w:rPr>
+          <w:sz w:val="22"/>
+          <w:szCs w:val="22"/>
+        </w:rPr>
+        <w:t xml:space="preserve">Adequate: Minor gaps</w:t>
+      </w:r>
+    </w:p>
+    <w:p>
+      <w:pPr>
+        <w:bidi w:val="false"/>
+        <w:jc w:val="left"/>
+      </w:pPr>
+      <w:r>
+        <w:rPr>
+          <w:sz w:val="22"/>
+          <w:szCs w:val="22"/>
+        </w:rPr>
+        <w:t xml:space="preserve">Weak: Material misunderstandings</w:t>
+      </w:r>
+    </w:p>
+    <w:p>
+      <w:pPr>
+        <w:bidi w:val="false"/>
+        <w:jc w:val="left"/>
+      </w:pPr>
+      <w:r>
+        <w:rPr>
+          <w:sz w:val="22"/>
+          <w:szCs w:val="22"/>
+        </w:rPr>
+        <w:t xml:space="preserve">- Method execution</w:t>
+      </w:r>
+    </w:p>
+    <w:p>
+      <w:pPr>
+        <w:bidi w:val="false"/>
+        <w:jc w:val="left"/>
+      </w:pPr>
+      <w:r>
+        <w:rPr>
+          <w:sz w:val="22"/>
+          <w:szCs w:val="22"/>
+        </w:rPr>
+        <w:t xml:space="preserve">Excellent: Every step correct</w:t>
+      </w:r>
+    </w:p>
+    <w:p>
+      <w:pPr>
+        <w:bidi w:val="false"/>
+        <w:jc w:val="left"/>
+      </w:pPr>
+      <w:r>
+        <w:rPr>
+          <w:sz w:val="22"/>
+          <w:szCs w:val="22"/>
+        </w:rPr>
+        <w:t xml:space="preserve">Adequate: Right approach, small slips</w:t>
+      </w:r>
+    </w:p>
+    <w:p>
+      <w:pPr>
+        <w:bidi w:val="false"/>
+        <w:jc w:val="left"/>
+      </w:pPr>
+      <w:r>
+        <w:rPr>
+          <w:sz w:val="22"/>
+          <w:szCs w:val="22"/>
+        </w:rPr>
+        <w:t xml:space="preserve">Weak: Wrong procedure</w:t>
       </w:r>
     </w:p>
     <w:sectPr>
